--- a/Graduate Work/Преддипломная практика/Индивидуальное задание на производственную практику, преддипломную практику.docx
+++ b/Graduate Work/Преддипломная практика/Индивидуальное задание на производственную практику, преддипломную практику.docx
@@ -143,27 +143,7 @@
           <w:u w:val="single"/>
           <w:lang w:eastAsia="ru-RU"/>
         </w:rPr>
-        <w:t>     </w:t>
-      </w:r>
-      <w:r>
-        <w:rPr>
-          <w:rFonts w:ascii="Times New Roman" w:eastAsia="Times New Roman" w:hAnsi="Times New Roman" w:cs="Times New Roman"/>
-          <w:sz w:val="28"/>
-          <w:szCs w:val="28"/>
-          <w:u w:val="single"/>
-          <w:lang w:eastAsia="ru-RU"/>
-        </w:rPr>
-        <w:t>Речуку Дмитрию Максимовичу</w:t>
-      </w:r>
-      <w:r>
-        <w:rPr>
-          <w:rFonts w:ascii="Times New Roman" w:eastAsia="Times New Roman" w:hAnsi="Times New Roman" w:cs="Times New Roman"/>
-          <w:sz w:val="28"/>
-          <w:szCs w:val="28"/>
-          <w:u w:val="single"/>
-          <w:lang w:eastAsia="ru-RU"/>
-        </w:rPr>
-        <w:t>       </w:t>
+        <w:t>     Речуку Дмитрию Максимовичу       </w:t>
       </w:r>
       <w:r>
         <w:rPr>
@@ -256,27 +236,7 @@
           <w:u w:val="single"/>
           <w:lang w:eastAsia="ru-RU"/>
         </w:rPr>
-        <w:t>                          </w:t>
-      </w:r>
-      <w:r>
-        <w:rPr>
-          <w:rFonts w:ascii="Times New Roman" w:eastAsia="Times New Roman" w:hAnsi="Times New Roman" w:cs="Times New Roman"/>
-          <w:sz w:val="28"/>
-          <w:szCs w:val="28"/>
-          <w:u w:val="single"/>
-          <w:lang w:eastAsia="ru-RU"/>
-        </w:rPr>
-        <w:t>Сургутский государственный университет</w:t>
-      </w:r>
-      <w:r>
-        <w:rPr>
-          <w:rFonts w:ascii="Times New Roman" w:eastAsia="Times New Roman" w:hAnsi="Times New Roman" w:cs="Times New Roman"/>
-          <w:sz w:val="28"/>
-          <w:szCs w:val="28"/>
-          <w:u w:val="single"/>
-          <w:lang w:eastAsia="ru-RU"/>
-        </w:rPr>
-        <w:t>                             </w:t>
+        <w:t>                          Сургутский государственный университет                             </w:t>
       </w:r>
     </w:p>
     <w:p>
@@ -418,17 +378,7 @@
           <w:szCs w:val="28"/>
           <w:lang w:eastAsia="ru-RU"/>
         </w:rPr>
-        <w:t xml:space="preserve"> программную часть автоматизированной системы контроля присутствия человека в опасной зоне с использованием методов компьютерного зрения и искусственного интеллекта, включая обработку видеопотока, анализ данных и интеграцию с базой данных</w:t>
-      </w:r>
-      <w:r>
-        <w:rPr>
-          <w:rFonts w:ascii="Times New Roman" w:eastAsia="Times New Roman" w:hAnsi="Times New Roman" w:cs="Times New Roman"/>
-          <w:bCs/>
-          <w:sz w:val="28"/>
-          <w:szCs w:val="28"/>
-          <w:lang w:eastAsia="ru-RU"/>
-        </w:rPr>
-        <w:t>.</w:t>
+        <w:t xml:space="preserve"> программную часть автоматизированной системы контроля присутствия человека в опасной зоне с использованием методов компьютерного зрения и искусственного интеллекта, включая обработку видеопотока, анализ данных и интеграцию с базой данных.</w:t>
       </w:r>
     </w:p>
     <w:p>
@@ -966,21 +916,19 @@
         <w:jc w:val="both"/>
         <w:rPr>
           <w:rFonts w:ascii="Times New Roman" w:eastAsia="Times New Roman" w:hAnsi="Times New Roman" w:cs="Times New Roman"/>
-          <w:bCs/>
-          <w:sz w:val="28"/>
-          <w:szCs w:val="28"/>
-          <w:lang w:eastAsia="ru-RU"/>
-        </w:rPr>
-      </w:pPr>
-      <w:r>
-        <w:rPr>
-          <w:rFonts w:ascii="Times New Roman" w:eastAsia="Times New Roman" w:hAnsi="Times New Roman" w:cs="Times New Roman"/>
-          <w:bCs/>
-          <w:sz w:val="28"/>
-          <w:szCs w:val="28"/>
-          <w:lang w:eastAsia="ru-RU"/>
-        </w:rPr>
-        <w:t>Сайфутдинов А. В. Сверточные нейронные сети для решения задач компьютерного зрения // Universum: технические науки. - 2023.</w:t>
+          <w:sz w:val="28"/>
+          <w:szCs w:val="28"/>
+          <w:lang w:eastAsia="ru-RU"/>
+        </w:rPr>
+      </w:pPr>
+      <w:r>
+        <w:rPr>
+          <w:rFonts w:ascii="Times New Roman" w:eastAsia="Times New Roman" w:hAnsi="Times New Roman" w:cs="Times New Roman"/>
+          <w:sz w:val="28"/>
+          <w:szCs w:val="28"/>
+          <w:lang w:eastAsia="ru-RU"/>
+        </w:rPr>
+        <w:t>Сайфутдинов, А. В. Сверточные нейронные сети для решения задач компьютерного зрения / А. В. Сайфутдинов // Universum: технические науки. – 2023. – № 10 (115). – С. 42–44.</w:t>
       </w:r>
     </w:p>
     <w:p>
@@ -994,7 +942,6 @@
         <w:jc w:val="both"/>
         <w:rPr>
           <w:rFonts w:ascii="Times New Roman" w:eastAsia="Times New Roman" w:hAnsi="Times New Roman" w:cs="Times New Roman"/>
-          <w:bCs/>
           <w:sz w:val="28"/>
           <w:szCs w:val="28"/>
           <w:lang w:val="en-US" w:eastAsia="ru-RU"/>
@@ -1003,12 +950,11 @@
       <w:r>
         <w:rPr>
           <w:rFonts w:ascii="Times New Roman" w:eastAsia="Times New Roman" w:hAnsi="Times New Roman" w:cs="Times New Roman"/>
-          <w:bCs/>
           <w:sz w:val="28"/>
           <w:szCs w:val="28"/>
           <w:lang w:val="en-US" w:eastAsia="ru-RU"/>
         </w:rPr>
-        <w:t>Goodfellow I., Bengio Y., Courville A. Deep Learning. - MIT Press, 2016.</w:t>
+        <w:t>Goodfellow, I. Deep Learning / I. Goodfellow, Y. Bengio, A. Courville. – Cambridge: MIT Press, 2016. – 800 p. – ISBN 978-0-262-03561-3.</w:t>
       </w:r>
     </w:p>
     <w:p>
@@ -1022,7 +968,6 @@
         <w:jc w:val="both"/>
         <w:rPr>
           <w:rFonts w:ascii="Times New Roman" w:eastAsia="Times New Roman" w:hAnsi="Times New Roman" w:cs="Times New Roman"/>
-          <w:bCs/>
           <w:sz w:val="28"/>
           <w:szCs w:val="28"/>
           <w:lang w:val="en-US" w:eastAsia="ru-RU"/>
@@ -1031,12 +976,12 @@
       <w:r>
         <w:rPr>
           <w:rFonts w:ascii="Times New Roman" w:eastAsia="Times New Roman" w:hAnsi="Times New Roman" w:cs="Times New Roman"/>
-          <w:bCs/>
           <w:sz w:val="28"/>
           <w:szCs w:val="28"/>
           <w:lang w:val="en-US" w:eastAsia="ru-RU"/>
         </w:rPr>
-        <w:t>Bradski G., Kaehler A. Learning OpenCV. - O'Reilly Media.</w:t>
+        <w:lastRenderedPageBreak/>
+        <w:t>Bradski, G. Learning OpenCV: Computer Vision with the OpenCV Library / G. Bradski, A. Kaehler. – Sebastopol: O'Reilly Media, 2008. – 555 p. – ISBN 978-0-596-51613-0.</w:t>
       </w:r>
     </w:p>
     <w:p>
@@ -1050,21 +995,37 @@
         <w:jc w:val="both"/>
         <w:rPr>
           <w:rFonts w:ascii="Times New Roman" w:eastAsia="Times New Roman" w:hAnsi="Times New Roman" w:cs="Times New Roman"/>
-          <w:bCs/>
-          <w:sz w:val="28"/>
-          <w:szCs w:val="28"/>
-          <w:lang w:eastAsia="ru-RU"/>
-        </w:rPr>
-      </w:pPr>
-      <w:r>
-        <w:rPr>
-          <w:rFonts w:ascii="Times New Roman" w:eastAsia="Times New Roman" w:hAnsi="Times New Roman" w:cs="Times New Roman"/>
-          <w:bCs/>
-          <w:sz w:val="28"/>
-          <w:szCs w:val="28"/>
-          <w:lang w:eastAsia="ru-RU"/>
-        </w:rPr>
-        <w:t>TensorFlow / [Электронный ресурс]: https://www.tensorflow.org</w:t>
+          <w:sz w:val="28"/>
+          <w:szCs w:val="28"/>
+          <w:lang w:eastAsia="ru-RU"/>
+        </w:rPr>
+      </w:pPr>
+      <w:r>
+        <w:rPr>
+          <w:rFonts w:ascii="Times New Roman" w:eastAsia="Times New Roman" w:hAnsi="Times New Roman" w:cs="Times New Roman"/>
+          <w:sz w:val="28"/>
+          <w:szCs w:val="28"/>
+          <w:lang w:eastAsia="ru-RU"/>
+        </w:rPr>
+        <w:t>TensorFlow [Электронный ресурс]: офиц. сайт. – URL: https://www.tensorflow.org (дата обращения: 2</w:t>
+      </w:r>
+      <w:r>
+        <w:rPr>
+          <w:rFonts w:ascii="Times New Roman" w:eastAsia="Times New Roman" w:hAnsi="Times New Roman" w:cs="Times New Roman"/>
+          <w:sz w:val="28"/>
+          <w:szCs w:val="28"/>
+          <w:lang w:eastAsia="ru-RU"/>
+        </w:rPr>
+        <w:t>8</w:t>
+      </w:r>
+      <w:r>
+        <w:rPr>
+          <w:rFonts w:ascii="Times New Roman" w:eastAsia="Times New Roman" w:hAnsi="Times New Roman" w:cs="Times New Roman"/>
+          <w:sz w:val="28"/>
+          <w:szCs w:val="28"/>
+          <w:lang w:eastAsia="ru-RU"/>
+        </w:rPr>
+        <w:t>.04.2026).</w:t>
       </w:r>
     </w:p>
     <w:p>
@@ -1078,22 +1039,37 @@
         <w:jc w:val="both"/>
         <w:rPr>
           <w:rFonts w:ascii="Times New Roman" w:eastAsia="Times New Roman" w:hAnsi="Times New Roman" w:cs="Times New Roman"/>
-          <w:bCs/>
-          <w:sz w:val="28"/>
-          <w:szCs w:val="28"/>
-          <w:lang w:eastAsia="ru-RU"/>
-        </w:rPr>
-      </w:pPr>
-      <w:r>
-        <w:rPr>
-          <w:rFonts w:ascii="Times New Roman" w:eastAsia="Times New Roman" w:hAnsi="Times New Roman" w:cs="Times New Roman"/>
-          <w:bCs/>
-          <w:sz w:val="28"/>
-          <w:szCs w:val="28"/>
-          <w:lang w:eastAsia="ru-RU"/>
-        </w:rPr>
-        <w:lastRenderedPageBreak/>
-        <w:t>OpenCV / [Электронный ресурс]: https://opencv.orga</w:t>
+          <w:sz w:val="28"/>
+          <w:szCs w:val="28"/>
+          <w:lang w:eastAsia="ru-RU"/>
+        </w:rPr>
+      </w:pPr>
+      <w:r>
+        <w:rPr>
+          <w:rFonts w:ascii="Times New Roman" w:eastAsia="Times New Roman" w:hAnsi="Times New Roman" w:cs="Times New Roman"/>
+          <w:sz w:val="28"/>
+          <w:szCs w:val="28"/>
+          <w:lang w:eastAsia="ru-RU"/>
+        </w:rPr>
+        <w:t>OpenCV [Электронный ресурс]: офиц. сайт. – URL: https://opencv.org (дата обращения: 2</w:t>
+      </w:r>
+      <w:r>
+        <w:rPr>
+          <w:rFonts w:ascii="Times New Roman" w:eastAsia="Times New Roman" w:hAnsi="Times New Roman" w:cs="Times New Roman"/>
+          <w:sz w:val="28"/>
+          <w:szCs w:val="28"/>
+          <w:lang w:val="en-US" w:eastAsia="ru-RU"/>
+        </w:rPr>
+        <w:t>8</w:t>
+      </w:r>
+      <w:r>
+        <w:rPr>
+          <w:rFonts w:ascii="Times New Roman" w:eastAsia="Times New Roman" w:hAnsi="Times New Roman" w:cs="Times New Roman"/>
+          <w:sz w:val="28"/>
+          <w:szCs w:val="28"/>
+          <w:lang w:eastAsia="ru-RU"/>
+        </w:rPr>
+        <w:t>.04.2026).</w:t>
       </w:r>
     </w:p>
     <w:p>
@@ -1116,12 +1092,29 @@
       <w:r>
         <w:rPr>
           <w:rFonts w:ascii="Times New Roman" w:eastAsia="Times New Roman" w:hAnsi="Times New Roman" w:cs="Times New Roman"/>
-          <w:bCs/>
-          <w:sz w:val="28"/>
-          <w:szCs w:val="28"/>
-          <w:lang w:eastAsia="ru-RU"/>
-        </w:rPr>
-        <w:t>PostgreSQL / [Электронный ресурс]: https://www.postgresql.org</w:t>
+          <w:sz w:val="28"/>
+          <w:szCs w:val="28"/>
+          <w:lang w:eastAsia="ru-RU"/>
+        </w:rPr>
+        <w:t>PostgreSQL [Электронный ресурс]: офиц. сайт. – URL: https://www.postgresql.org (дата обращения: 2</w:t>
+      </w:r>
+      <w:r>
+        <w:rPr>
+          <w:rFonts w:ascii="Times New Roman" w:eastAsia="Times New Roman" w:hAnsi="Times New Roman" w:cs="Times New Roman"/>
+          <w:sz w:val="28"/>
+          <w:szCs w:val="28"/>
+          <w:lang w:eastAsia="ru-RU"/>
+        </w:rPr>
+        <w:t>8</w:t>
+      </w:r>
+      <w:r>
+        <w:rPr>
+          <w:rFonts w:ascii="Times New Roman" w:eastAsia="Times New Roman" w:hAnsi="Times New Roman" w:cs="Times New Roman"/>
+          <w:sz w:val="28"/>
+          <w:szCs w:val="28"/>
+          <w:lang w:eastAsia="ru-RU"/>
+        </w:rPr>
+        <w:t>.04.2026).</w:t>
       </w:r>
     </w:p>
     <w:p>
@@ -1679,6 +1672,95 @@
 <file path=word/numbering.xml><?xml version="1.0" encoding="utf-8"?>
 <w:numbering xmlns:wpc="http://schemas.microsoft.com/office/word/2010/wordprocessingCanvas" xmlns:cx="http://schemas.microsoft.com/office/drawing/2014/chartex" xmlns:cx1="http://schemas.microsoft.com/office/drawing/2015/9/8/chartex" xmlns:cx2="http://schemas.microsoft.com/office/drawing/2015/10/21/chartex" xmlns:cx3="http://schemas.microsoft.com/office/drawing/2016/5/9/chartex" xmlns:cx4="http://schemas.microsoft.com/office/drawing/2016/5/10/chartex" xmlns:cx5="http://schemas.microsoft.com/office/drawing/2016/5/11/chartex" xmlns:cx6="http://schemas.microsoft.com/office/drawing/2016/5/12/chartex" xmlns:cx7="http://schemas.microsoft.com/office/drawing/2016/5/13/chartex" xmlns:cx8="http://schemas.microsoft.com/office/drawing/2016/5/14/chartex" xmlns:mc="http://schemas.openxmlformats.org/markup-compatibility/2006" xmlns:aink="http://schemas.microsoft.com/office/drawing/2016/ink" xmlns:am3d="http://schemas.microsoft.com/office/drawing/2017/model3d" xmlns:o="urn:schemas-microsoft-com:office:office" xmlns:oel="http://schemas.microsoft.com/office/2019/extlst" xmlns:r="http://schemas.openxmlformats.org/officeDocument/2006/relationships" xmlns:m="http://schemas.openxmlformats.org/officeDocument/2006/math" xmlns:v="urn:schemas-microsoft-com:vml" xmlns:wp14="http://schemas.microsoft.com/office/word/2010/wordprocessingDrawing" xmlns:wp="http://schemas.openxmlformats.org/drawingml/2006/wordprocessingDrawing" xmlns:w10="urn:schemas-microsoft-com:office:word" xmlns:w="http://schemas.openxmlformats.org/wordprocessingml/2006/main" xmlns:w14="http://schemas.microsoft.com/office/word/2010/wordml" xmlns:w15="http://schemas.microsoft.com/office/word/2012/wordml" xmlns:w16cex="http://schemas.microsoft.com/office/word/2018/wordml/cex" xmlns:w16cid="http://schemas.microsoft.com/office/word/2016/wordml/cid" xmlns:w16="http://schemas.microsoft.com/office/word/2018/wordml" xmlns:w16sdtdh="http://schemas.microsoft.com/office/word/2020/wordml/sdtdatahash" xmlns:w16se="http://schemas.microsoft.com/office/word/2015/wordml/symex" xmlns:wpg="http://schemas.microsoft.com/office/word/2010/wordprocessingGroup" xmlns:wpi="http://schemas.microsoft.com/office/word/2010/wordprocessingInk" xmlns:wne="http://schemas.microsoft.com/office/word/2006/wordml" xmlns:wps="http://schemas.microsoft.com/office/word/2010/wordprocessingShape" mc:Ignorable="w14 w15 w16se w16cid w16 w16cex w16sdtdh wp14">
   <w:abstractNum w:abstractNumId="0" w15:restartNumberingAfterBreak="0">
+    <w:nsid w:val="0C4C6792"/>
+    <w:multiLevelType w:val="hybridMultilevel"/>
+    <w:tmpl w:val="1AA46C62"/>
+    <w:lvl w:ilvl="0" w:tplc="ED9C2858">
+      <w:start w:val="1"/>
+      <w:numFmt w:val="decimal"/>
+      <w:lvlText w:val="%1."/>
+      <w:lvlJc w:val="left"/>
+      <w:pPr>
+        <w:ind w:left="748" w:hanging="388"/>
+      </w:pPr>
+      <w:rPr>
+        <w:rFonts w:hint="default"/>
+      </w:rPr>
+    </w:lvl>
+    <w:lvl w:ilvl="1" w:tplc="04190019" w:tentative="1">
+      <w:start w:val="1"/>
+      <w:numFmt w:val="lowerLetter"/>
+      <w:lvlText w:val="%2."/>
+      <w:lvlJc w:val="left"/>
+      <w:pPr>
+        <w:ind w:left="1800" w:hanging="360"/>
+      </w:pPr>
+    </w:lvl>
+    <w:lvl w:ilvl="2" w:tplc="0419001B" w:tentative="1">
+      <w:start w:val="1"/>
+      <w:numFmt w:val="lowerRoman"/>
+      <w:lvlText w:val="%3."/>
+      <w:lvlJc w:val="right"/>
+      <w:pPr>
+        <w:ind w:left="2520" w:hanging="180"/>
+      </w:pPr>
+    </w:lvl>
+    <w:lvl w:ilvl="3" w:tplc="0419000F" w:tentative="1">
+      <w:start w:val="1"/>
+      <w:numFmt w:val="decimal"/>
+      <w:lvlText w:val="%4."/>
+      <w:lvlJc w:val="left"/>
+      <w:pPr>
+        <w:ind w:left="3240" w:hanging="360"/>
+      </w:pPr>
+    </w:lvl>
+    <w:lvl w:ilvl="4" w:tplc="04190019" w:tentative="1">
+      <w:start w:val="1"/>
+      <w:numFmt w:val="lowerLetter"/>
+      <w:lvlText w:val="%5."/>
+      <w:lvlJc w:val="left"/>
+      <w:pPr>
+        <w:ind w:left="3960" w:hanging="360"/>
+      </w:pPr>
+    </w:lvl>
+    <w:lvl w:ilvl="5" w:tplc="0419001B" w:tentative="1">
+      <w:start w:val="1"/>
+      <w:numFmt w:val="lowerRoman"/>
+      <w:lvlText w:val="%6."/>
+      <w:lvlJc w:val="right"/>
+      <w:pPr>
+        <w:ind w:left="4680" w:hanging="180"/>
+      </w:pPr>
+    </w:lvl>
+    <w:lvl w:ilvl="6" w:tplc="0419000F" w:tentative="1">
+      <w:start w:val="1"/>
+      <w:numFmt w:val="decimal"/>
+      <w:lvlText w:val="%7."/>
+      <w:lvlJc w:val="left"/>
+      <w:pPr>
+        <w:ind w:left="5400" w:hanging="360"/>
+      </w:pPr>
+    </w:lvl>
+    <w:lvl w:ilvl="7" w:tplc="04190019" w:tentative="1">
+      <w:start w:val="1"/>
+      <w:numFmt w:val="lowerLetter"/>
+      <w:lvlText w:val="%8."/>
+      <w:lvlJc w:val="left"/>
+      <w:pPr>
+        <w:ind w:left="6120" w:hanging="360"/>
+      </w:pPr>
+    </w:lvl>
+    <w:lvl w:ilvl="8" w:tplc="0419001B" w:tentative="1">
+      <w:start w:val="1"/>
+      <w:numFmt w:val="lowerRoman"/>
+      <w:lvlText w:val="%9."/>
+      <w:lvlJc w:val="right"/>
+      <w:pPr>
+        <w:ind w:left="6840" w:hanging="180"/>
+      </w:pPr>
+    </w:lvl>
+  </w:abstractNum>
+  <w:abstractNum w:abstractNumId="1" w15:restartNumberingAfterBreak="0">
     <w:nsid w:val="28CA033B"/>
     <w:multiLevelType w:val="hybridMultilevel"/>
     <w:tmpl w:val="5AF8320E"/>
@@ -1764,7 +1846,7 @@
       </w:pPr>
     </w:lvl>
   </w:abstractNum>
-  <w:abstractNum w:abstractNumId="1" w15:restartNumberingAfterBreak="0">
+  <w:abstractNum w:abstractNumId="2" w15:restartNumberingAfterBreak="0">
     <w:nsid w:val="7CED7606"/>
     <w:multiLevelType w:val="hybridMultilevel"/>
     <w:tmpl w:val="3080EB36"/>
@@ -1851,9 +1933,12 @@
     </w:lvl>
   </w:abstractNum>
   <w:num w:numId="1" w16cid:durableId="1232934128">
+    <w:abstractNumId w:val="2"/>
+  </w:num>
+  <w:num w:numId="2" w16cid:durableId="2104719889">
     <w:abstractNumId w:val="1"/>
   </w:num>
-  <w:num w:numId="2" w16cid:durableId="2104719889">
+  <w:num w:numId="3" w16cid:durableId="986934850">
     <w:abstractNumId w:val="0"/>
   </w:num>
 </w:numbering>
@@ -2472,6 +2557,7 @@
   <w:style w:type="character" w:default="1" w:styleId="a0">
     <w:name w:val="Default Paragraph Font"/>
     <w:uiPriority w:val="1"/>
+    <w:semiHidden/>
     <w:unhideWhenUsed/>
   </w:style>
   <w:style w:type="table" w:default="1" w:styleId="a1">
